--- a/arb/docx/005.content.docx
+++ b/arb/docx/005.content.docx
@@ -418,20 +418,14 @@
         </w:rPr>
         <w:t xml:space="preserve">. ويمكن </w:t>
       </w:r>
-      <w:hyperlink r:id="rId13">
-        <w:r>
-          <w:rPr>
-            <w:rtl/>
-            <w:cs/>
-            <w:lang w:val="ar_AE" w:bidi="ar_AE"/>
-          </w:rPr>
-          <w:rPr>
-            <w:color w:val="0000EE"/>
-            <w:u w:val="single"/>
-          </w:rPr>
-          <w:t>لله</w:t>
-        </w:r>
-      </w:hyperlink>
+      <w:r>
+        <w:rPr>
+          <w:rtl/>
+          <w:cs/>
+          <w:lang w:val="ar_AE" w:bidi="ar_AE"/>
+        </w:rPr>
+        <w:t>لله</w:t>
+      </w:r>
       <w:r>
         <w:rPr>
           <w:rtl/>
@@ -460,20 +454,14 @@
         </w:rPr>
         <w:t xml:space="preserve">والحلم يختلف عن </w:t>
       </w:r>
-      <w:hyperlink r:id="rId14">
-        <w:r>
-          <w:rPr>
-            <w:rtl/>
-            <w:cs/>
-            <w:lang w:val="ar_AE" w:bidi="ar_AE"/>
-          </w:rPr>
-          <w:rPr>
-            <w:color w:val="0000EE"/>
-            <w:u w:val="single"/>
-          </w:rPr>
-          <w:t>الرؤيا</w:t>
-        </w:r>
-      </w:hyperlink>
+      <w:r>
+        <w:rPr>
+          <w:rtl/>
+          <w:cs/>
+          <w:lang w:val="ar_AE" w:bidi="ar_AE"/>
+        </w:rPr>
+        <w:t>الرؤيا</w:t>
+      </w:r>
       <w:r>
         <w:rPr>
           <w:rtl/>
@@ -558,20 +546,14 @@
         </w:rPr>
         <w:t xml:space="preserve"> هو اسم مدينة في </w:t>
       </w:r>
-      <w:hyperlink r:id="rId15">
-        <w:r>
-          <w:rPr>
-            <w:rtl/>
-            <w:cs/>
-            <w:lang w:val="ar_AE" w:bidi="ar_AE"/>
-          </w:rPr>
-          <w:rPr>
-            <w:color w:val="0000EE"/>
-            <w:u w:val="single"/>
-          </w:rPr>
-          <w:t>إسرائيل</w:t>
-        </w:r>
-      </w:hyperlink>
+      <w:r>
+        <w:rPr>
+          <w:rtl/>
+          <w:cs/>
+          <w:lang w:val="ar_AE" w:bidi="ar_AE"/>
+        </w:rPr>
+        <w:t>إسرائيل</w:t>
+      </w:r>
       <w:r>
         <w:rPr>
           <w:rtl/>
@@ -600,20 +582,14 @@
         </w:rPr>
         <w:t xml:space="preserve">وقبل أن يصبح هذا المكان مدينة، كان مكانًا قد عاش فيه </w:t>
       </w:r>
-      <w:hyperlink r:id="rId16">
-        <w:r>
-          <w:rPr>
-            <w:rtl/>
-            <w:cs/>
-            <w:lang w:val="ar_AE" w:bidi="ar_AE"/>
-          </w:rPr>
-          <w:rPr>
-            <w:color w:val="0000EE"/>
-            <w:u w:val="single"/>
-          </w:rPr>
-          <w:t>إبراهيم</w:t>
-        </w:r>
-      </w:hyperlink>
+      <w:r>
+        <w:rPr>
+          <w:rtl/>
+          <w:cs/>
+          <w:lang w:val="ar_AE" w:bidi="ar_AE"/>
+        </w:rPr>
+        <w:t>إبراهيم</w:t>
+      </w:r>
       <w:r>
         <w:rPr>
           <w:rtl/>
@@ -644,7 +620,6 @@
       </w:r>
       <w:r>
         <w:rPr>
-          <w:b/>
           <w:rtl/>
           <w:cs/>
           <w:lang w:val="ar_AE" w:bidi="ar_AE"/>
@@ -679,20 +654,14 @@
         </w:rPr>
         <w:t xml:space="preserve">ثم بعد ذلك بوقت طويل، صار </w:t>
       </w:r>
-      <w:hyperlink r:id="rId17">
-        <w:r>
-          <w:rPr>
-            <w:rtl/>
-            <w:cs/>
-            <w:lang w:val="ar_AE" w:bidi="ar_AE"/>
-          </w:rPr>
-          <w:rPr>
-            <w:color w:val="0000EE"/>
-            <w:u w:val="single"/>
-          </w:rPr>
-          <w:t>داود</w:t>
-        </w:r>
-      </w:hyperlink>
+      <w:r>
+        <w:rPr>
+          <w:rtl/>
+          <w:cs/>
+          <w:lang w:val="ar_AE" w:bidi="ar_AE"/>
+        </w:rPr>
+        <w:t>داود</w:t>
+      </w:r>
       <w:r>
         <w:rPr>
           <w:rtl/>
@@ -701,20 +670,14 @@
         </w:rPr>
         <w:t xml:space="preserve"> </w:t>
       </w:r>
-      <w:hyperlink r:id="rId18">
-        <w:r>
-          <w:rPr>
-            <w:rtl/>
-            <w:cs/>
-            <w:lang w:val="ar_AE" w:bidi="ar_AE"/>
-          </w:rPr>
-          <w:rPr>
-            <w:color w:val="0000EE"/>
-            <w:u w:val="single"/>
-          </w:rPr>
-          <w:t>ملكًا</w:t>
-        </w:r>
-      </w:hyperlink>
+      <w:r>
+        <w:rPr>
+          <w:rtl/>
+          <w:cs/>
+          <w:lang w:val="ar_AE" w:bidi="ar_AE"/>
+        </w:rPr>
+        <w:t>ملكًا</w:t>
+      </w:r>
       <w:r>
         <w:rPr>
           <w:rtl/>
@@ -723,20 +686,14 @@
         </w:rPr>
         <w:t xml:space="preserve"> على شعب يهوذا في أثناء إقامته في حبرون. وبعد عدة سنوات، انتقل داود إلى </w:t>
       </w:r>
-      <w:hyperlink r:id="rId19">
-        <w:r>
-          <w:rPr>
-            <w:rtl/>
-            <w:cs/>
-            <w:lang w:val="ar_AE" w:bidi="ar_AE"/>
-          </w:rPr>
-          <w:rPr>
-            <w:color w:val="0000EE"/>
-            <w:u w:val="single"/>
-          </w:rPr>
-          <w:t>أورشليم</w:t>
-        </w:r>
-      </w:hyperlink>
+      <w:r>
+        <w:rPr>
+          <w:rtl/>
+          <w:cs/>
+          <w:lang w:val="ar_AE" w:bidi="ar_AE"/>
+        </w:rPr>
+        <w:t>أورشليم</w:t>
+      </w:r>
       <w:r>
         <w:rPr>
           <w:rtl/>
@@ -1033,20 +990,14 @@
         </w:rPr>
         <w:t xml:space="preserve"> هي نوع من الطيور الشائعة جدًا في </w:t>
       </w:r>
-      <w:hyperlink r:id="rId15">
-        <w:r>
-          <w:rPr>
-            <w:rtl/>
-            <w:cs/>
-            <w:lang w:val="ar_AE" w:bidi="ar_AE"/>
-          </w:rPr>
-          <w:rPr>
-            <w:color w:val="0000EE"/>
-            <w:u w:val="single"/>
-          </w:rPr>
-          <w:t>إسرائيل</w:t>
-        </w:r>
-      </w:hyperlink>
+      <w:r>
+        <w:rPr>
+          <w:rtl/>
+          <w:cs/>
+          <w:lang w:val="ar_AE" w:bidi="ar_AE"/>
+        </w:rPr>
+        <w:t>إسرائيل</w:t>
+      </w:r>
       <w:r>
         <w:rPr>
           <w:rtl/>
@@ -1077,7 +1028,6 @@
       </w:r>
       <w:r>
         <w:rPr>
-          <w:b/>
           <w:rtl/>
           <w:cs/>
           <w:lang w:val="ar_AE" w:bidi="ar_AE"/>
@@ -1094,7 +1044,6 @@
       </w:r>
       <w:r>
         <w:rPr>
-          <w:b/>
           <w:rtl/>
           <w:cs/>
           <w:lang w:val="ar_AE" w:bidi="ar_AE"/>
@@ -1131,7 +1080,6 @@
       </w:r>
       <w:r>
         <w:rPr>
-          <w:b/>
           <w:rtl/>
           <w:cs/>
           <w:lang w:val="ar_AE" w:bidi="ar_AE"/>
@@ -1146,20 +1094,14 @@
         </w:rPr>
         <w:t xml:space="preserve"> يسوع، نزل </w:t>
       </w:r>
-      <w:hyperlink r:id="rId20">
-        <w:r>
-          <w:rPr>
-            <w:rtl/>
-            <w:cs/>
-            <w:lang w:val="ar_AE" w:bidi="ar_AE"/>
-          </w:rPr>
-          <w:rPr>
-            <w:color w:val="0000EE"/>
-            <w:u w:val="single"/>
-          </w:rPr>
-          <w:t>الروح القدس</w:t>
-        </w:r>
-      </w:hyperlink>
+      <w:r>
+        <w:rPr>
+          <w:rtl/>
+          <w:cs/>
+          <w:lang w:val="ar_AE" w:bidi="ar_AE"/>
+        </w:rPr>
+        <w:t>الروح القدس</w:t>
+      </w:r>
       <w:r>
         <w:rPr>
           <w:rtl/>
@@ -1298,20 +1240,15 @@
         </w:rPr>
         <w:t xml:space="preserve"> وثيقة بالله. وعندما يعود يسوع ويؤسس </w:t>
       </w:r>
-      <w:hyperlink r:id="rId21">
-        <w:r>
-          <w:rPr>
-            <w:rtl/>
-            <w:cs/>
-            <w:lang w:val="ar_AE" w:bidi="ar_AE"/>
-          </w:rPr>
-          <w:rPr>
-            <w:color w:val="0000EE"/>
-            <w:u w:val="single"/>
-          </w:rPr>
-          <w:t>ملكوته</w:t>
-        </w:r>
-      </w:hyperlink>
+      <w:r>
+        <w:rPr>
+          <w:b/>
+          <w:rtl/>
+          <w:cs/>
+          <w:lang w:val="ar_AE" w:bidi="ar_AE"/>
+        </w:rPr>
+        <w:t>ملكوته</w:t>
+      </w:r>
       <w:r>
         <w:rPr>
           <w:rtl/>
